--- a/Generated_Paper_Test.docx
+++ b/Generated_Paper_Test.docx
@@ -1508,7 +1508,6 @@
           </w:tcPr>
           <w:p>
             <w:pPr>
-              <w:pStyle w:val="TableParagraph"/>
               <w:spacing w:before="40" w:line="259" w:lineRule="auto" w:after="40"/>
               <w:ind w:left="69" w:right="70"/>
               <w:jc w:val="center"/>
@@ -1541,7 +1540,6 @@
           </w:tcPr>
           <w:p>
             <w:pPr>
-              <w:pStyle w:val="TableParagraph"/>
               <w:spacing w:before="40" w:after="40" w:line="259" w:lineRule="auto"/>
               <w:ind w:left="2910"/>
               <w:jc w:val="center"/>
@@ -1574,7 +1572,6 @@
           </w:tcPr>
           <w:p>
             <w:pPr>
-              <w:pStyle w:val="TableParagraph"/>
               <w:spacing w:before="40" w:after="40" w:line="259" w:lineRule="auto"/>
               <w:ind w:left="4" w:right="3"/>
               <w:jc w:val="center"/>
@@ -1607,7 +1604,6 @@
           </w:tcPr>
           <w:p>
             <w:pPr>
-              <w:pStyle w:val="TableParagraph"/>
               <w:spacing w:before="40" w:line="259" w:lineRule="auto" w:after="40"/>
               <w:ind w:left="4" w:right="2"/>
               <w:jc w:val="center"/>
@@ -1646,7 +1642,6 @@
           </w:tcPr>
           <w:p>
             <w:pPr>
-              <w:pStyle w:val="TableParagraph"/>
               <w:spacing w:before="40" w:line="259" w:lineRule="auto" w:after="40"/>
               <w:ind w:right="70"/>
               <w:jc w:val="center"/>
@@ -1707,7 +1702,6 @@
           </w:tcPr>
           <w:p>
             <w:pPr>
-              <w:pStyle w:val="TableParagraph"/>
               <w:spacing w:before="40" w:line="259" w:lineRule="auto" w:after="40"/>
               <w:ind w:left="7" w:right="3"/>
               <w:jc w:val="center"/>
@@ -1771,7 +1765,6 @@
           </w:tcPr>
           <w:p>
             <w:pPr>
-              <w:pStyle w:val="TableParagraph"/>
               <w:spacing w:before="40" w:line="259" w:lineRule="auto" w:after="40"/>
               <w:ind w:right="70"/>
               <w:jc w:val="center"/>
@@ -1832,7 +1825,6 @@
           </w:tcPr>
           <w:p>
             <w:pPr>
-              <w:pStyle w:val="TableParagraph"/>
               <w:spacing w:before="40" w:line="259" w:lineRule="auto" w:after="40"/>
               <w:ind w:left="7" w:right="3"/>
               <w:jc w:val="center"/>
@@ -1896,7 +1888,6 @@
           </w:tcPr>
           <w:p>
             <w:pPr>
-              <w:pStyle w:val="TableParagraph"/>
               <w:spacing w:before="40" w:after="40" w:line="259" w:lineRule="auto"/>
               <w:ind w:right="70"/>
               <w:jc w:val="center"/>
@@ -1957,7 +1948,6 @@
           </w:tcPr>
           <w:p>
             <w:pPr>
-              <w:pStyle w:val="TableParagraph"/>
               <w:spacing w:before="40" w:after="40" w:line="259" w:lineRule="auto"/>
               <w:ind w:left="7" w:right="3"/>
               <w:jc w:val="center"/>
@@ -2021,7 +2011,6 @@
           </w:tcPr>
           <w:p>
             <w:pPr>
-              <w:pStyle w:val="TableParagraph"/>
               <w:spacing w:before="40" w:line="259" w:lineRule="auto" w:after="40"/>
               <w:ind w:right="70"/>
               <w:jc w:val="center"/>
@@ -2053,7 +2042,6 @@
           </w:tcPr>
           <w:p>
             <w:pPr>
-              <w:pStyle w:val="NormalWeb"/>
               <w:spacing w:before="40" w:beforeAutospacing="0" w:after="40" w:afterAutospacing="0" w:line="259" w:lineRule="auto"/>
             </w:pPr>
             <w:r>
@@ -2079,7 +2067,6 @@
           </w:tcPr>
           <w:p>
             <w:pPr>
-              <w:pStyle w:val="TableParagraph"/>
               <w:spacing w:before="40" w:line="259" w:lineRule="auto" w:after="40"/>
               <w:ind w:left="7" w:right="3"/>
               <w:jc w:val="center"/>
@@ -2143,7 +2130,6 @@
           </w:tcPr>
           <w:p>
             <w:pPr>
-              <w:pStyle w:val="TableParagraph"/>
               <w:spacing w:before="40" w:line="259" w:lineRule="auto" w:after="40"/>
               <w:ind w:right="70"/>
               <w:jc w:val="center"/>
@@ -2175,7 +2161,6 @@
           </w:tcPr>
           <w:p>
             <w:pPr>
-              <w:pStyle w:val="NormalWeb"/>
               <w:spacing w:before="40" w:beforeAutospacing="0" w:after="40" w:afterAutospacing="0" w:line="259" w:lineRule="auto"/>
             </w:pPr>
             <w:r>
@@ -2201,7 +2186,6 @@
           </w:tcPr>
           <w:p>
             <w:pPr>
-              <w:pStyle w:val="TableParagraph"/>
               <w:spacing w:before="40" w:line="259" w:lineRule="auto" w:after="40"/>
               <w:ind w:left="7" w:right="3"/>
               <w:jc w:val="center"/>
@@ -2274,12 +2258,13 @@
     <w:p>
       <w:pPr>
         <w:pStyle w:val="BodyText"/>
+        <w:pageBreakBefore/>
         <w:tabs>
           <w:tab w:val="left" w:pos="3402"/>
           <w:tab w:val="left" w:pos="3544"/>
           <w:tab w:val="left" w:pos="3686"/>
         </w:tabs>
-        <w:spacing w:before="3"/>
+        <w:spacing w:before="80" w:after="40"/>
         <w:ind w:left="144" w:right="1482"/>
         <w:jc w:val="center"/>
         <w:rPr>
@@ -2447,7 +2432,6 @@
           </w:tcPr>
           <w:p>
             <w:pPr>
-              <w:pStyle w:val="TableParagraph"/>
               <w:spacing w:before="40" w:after="40" w:line="259" w:lineRule="auto"/>
               <w:ind w:left="265"/>
               <w:jc w:val="left"/>
@@ -2480,7 +2464,6 @@
           </w:tcPr>
           <w:p>
             <w:pPr>
-              <w:pStyle w:val="TableParagraph"/>
               <w:spacing w:before="40" w:after="40" w:line="259" w:lineRule="auto"/>
               <w:ind w:left="11" w:right="3"/>
               <w:jc w:val="left"/>
@@ -2529,7 +2512,6 @@
           </w:tcPr>
           <w:p>
             <w:pPr>
-              <w:pStyle w:val="TableParagraph"/>
               <w:spacing w:before="40" w:after="40" w:line="259" w:lineRule="auto"/>
               <w:ind w:left="9" w:right="3"/>
               <w:rPr>
@@ -2557,7 +2539,6 @@
           </w:tcPr>
           <w:p>
             <w:pPr>
-              <w:pStyle w:val="TableParagraph"/>
               <w:spacing w:before="40" w:line="259" w:lineRule="auto" w:after="40"/>
               <w:ind w:left="9"/>
               <w:rPr>
@@ -2579,7 +2560,6 @@
           </w:p>
           <w:p>
             <w:pPr>
-              <w:pStyle w:val="TableParagraph"/>
               <w:spacing w:line="259" w:lineRule="auto" w:before="40" w:after="40"/>
               <w:ind w:left="9" w:right="7"/>
               <w:rPr>
@@ -2614,7 +2594,6 @@
           </w:tcPr>
           <w:p>
             <w:pPr>
-              <w:pStyle w:val="TableParagraph"/>
               <w:spacing w:before="40" w:after="40" w:line="259" w:lineRule="auto"/>
               <w:ind w:left="110"/>
               <w:jc w:val="center"/>
@@ -2646,7 +2625,6 @@
           </w:tcPr>
           <w:p>
             <w:pPr>
-              <w:pStyle w:val="TableParagraph"/>
               <w:spacing w:before="40" w:line="259" w:lineRule="auto" w:after="40"/>
               <w:ind w:left="6" w:right="6"/>
               <w:jc w:val="center"/>
@@ -2707,7 +2685,6 @@
           </w:tcPr>
           <w:p>
             <w:pPr>
-              <w:pStyle w:val="TableParagraph"/>
               <w:spacing w:before="40" w:line="259" w:lineRule="auto" w:after="40"/>
               <w:ind w:left="11" w:right="2"/>
               <w:jc w:val="center"/>
@@ -2791,7 +2768,6 @@
           </w:tcPr>
           <w:p>
             <w:pPr>
-              <w:pStyle w:val="TableParagraph"/>
               <w:spacing w:before="40" w:line="259" w:lineRule="auto" w:after="40"/>
               <w:ind w:left="5"/>
               <w:jc w:val="center"/>
@@ -2823,7 +2799,6 @@
           </w:tcPr>
           <w:p>
             <w:pPr>
-              <w:pStyle w:val="TableParagraph"/>
               <w:spacing w:before="40" w:after="40" w:line="259" w:lineRule="auto"/>
               <w:jc w:val="center"/>
               <w:rPr>
@@ -2840,7 +2815,6 @@
           </w:tcPr>
           <w:p>
             <w:pPr>
-              <w:pStyle w:val="TableParagraph"/>
               <w:spacing w:before="40" w:after="40" w:line="259" w:lineRule="auto"/>
               <w:jc w:val="center"/>
               <w:rPr>
@@ -2882,7 +2856,6 @@
           </w:tcPr>
           <w:p>
             <w:pPr>
-              <w:pStyle w:val="TableParagraph"/>
               <w:spacing w:before="40" w:after="40" w:line="259" w:lineRule="auto"/>
               <w:ind w:left="6"/>
               <w:jc w:val="center"/>
@@ -2943,7 +2916,6 @@
           </w:tcPr>
           <w:p>
             <w:pPr>
-              <w:pStyle w:val="TableParagraph"/>
               <w:spacing w:before="40" w:after="40" w:line="259" w:lineRule="auto"/>
               <w:ind w:left="11" w:right="2"/>
               <w:jc w:val="center"/>
@@ -3008,7 +2980,6 @@
           </w:tcPr>
           <w:p>
             <w:pPr>
-              <w:pStyle w:val="TableParagraph"/>
               <w:spacing w:before="40" w:after="40" w:line="259" w:lineRule="auto"/>
               <w:ind w:left="110"/>
               <w:jc w:val="center"/>
@@ -3040,7 +3011,6 @@
           </w:tcPr>
           <w:p>
             <w:pPr>
-              <w:pStyle w:val="TableParagraph"/>
               <w:spacing w:before="40" w:after="40" w:line="259" w:lineRule="auto"/>
               <w:ind w:left="6" w:right="6"/>
               <w:jc w:val="center"/>
@@ -3101,7 +3071,6 @@
           </w:tcPr>
           <w:p>
             <w:pPr>
-              <w:pStyle w:val="TableParagraph"/>
               <w:spacing w:before="40" w:after="40" w:line="259" w:lineRule="auto"/>
               <w:ind w:left="11" w:right="2"/>
               <w:jc w:val="center"/>
@@ -3185,7 +3154,6 @@
           </w:tcPr>
           <w:p>
             <w:pPr>
-              <w:pStyle w:val="TableParagraph"/>
               <w:spacing w:before="40" w:line="259" w:lineRule="auto" w:after="40"/>
               <w:ind w:left="5"/>
               <w:jc w:val="center"/>
@@ -3217,7 +3185,6 @@
           </w:tcPr>
           <w:p>
             <w:pPr>
-              <w:pStyle w:val="TableParagraph"/>
               <w:spacing w:before="40" w:after="40" w:line="259" w:lineRule="auto"/>
               <w:jc w:val="center"/>
               <w:rPr>
@@ -3234,7 +3201,6 @@
           </w:tcPr>
           <w:p>
             <w:pPr>
-              <w:pStyle w:val="TableParagraph"/>
               <w:spacing w:before="40" w:after="40" w:line="259" w:lineRule="auto"/>
               <w:jc w:val="center"/>
               <w:rPr>
@@ -3276,7 +3242,6 @@
           </w:tcPr>
           <w:p>
             <w:pPr>
-              <w:pStyle w:val="TableParagraph"/>
               <w:spacing w:before="40" w:line="259" w:lineRule="auto" w:after="40"/>
               <w:ind w:left="6"/>
               <w:jc w:val="center"/>
@@ -3308,7 +3273,6 @@
           </w:tcPr>
           <w:p>
             <w:pPr>
-              <w:pStyle w:val="NormalWeb"/>
               <w:spacing w:before="40" w:after="40" w:line="259" w:lineRule="auto"/>
             </w:pPr>
             <w:r>
@@ -3334,7 +3298,6 @@
           </w:tcPr>
           <w:p>
             <w:pPr>
-              <w:pStyle w:val="TableParagraph"/>
               <w:spacing w:before="40" w:line="259" w:lineRule="auto" w:after="40"/>
               <w:ind w:left="10" w:right="2"/>
               <w:jc w:val="center"/>
@@ -3485,7 +3448,6 @@
           </w:tcPr>
           <w:p>
             <w:pPr>
-              <w:pStyle w:val="TableParagraph"/>
               <w:spacing w:before="40" w:after="40" w:line="259" w:lineRule="auto"/>
               <w:ind w:left="265"/>
               <w:jc w:val="left"/>
@@ -3518,7 +3480,6 @@
           </w:tcPr>
           <w:p>
             <w:pPr>
-              <w:pStyle w:val="TableParagraph"/>
               <w:spacing w:before="40" w:after="40" w:line="259" w:lineRule="auto"/>
               <w:ind w:left="11" w:right="3"/>
               <w:jc w:val="left"/>
@@ -3547,7 +3508,6 @@
           </w:tcPr>
           <w:p>
             <w:pPr>
-              <w:pStyle w:val="TableParagraph"/>
               <w:spacing w:before="40" w:after="40" w:line="259" w:lineRule="auto"/>
               <w:ind w:left="9" w:right="3"/>
               <w:rPr>
@@ -3575,7 +3535,6 @@
           </w:tcPr>
           <w:p>
             <w:pPr>
-              <w:pStyle w:val="TableParagraph"/>
               <w:spacing w:before="40" w:line="259" w:lineRule="auto" w:after="40"/>
               <w:ind w:left="9"/>
               <w:rPr>
@@ -3597,7 +3556,6 @@
           </w:p>
           <w:p>
             <w:pPr>
-              <w:pStyle w:val="TableParagraph"/>
               <w:spacing w:line="259" w:lineRule="auto" w:before="40" w:after="40"/>
               <w:ind w:left="9" w:right="7"/>
               <w:rPr>
@@ -3632,7 +3590,6 @@
           </w:tcPr>
           <w:p>
             <w:pPr>
-              <w:pStyle w:val="TableParagraph"/>
               <w:spacing w:before="40" w:after="40" w:line="259" w:lineRule="auto"/>
               <w:ind w:left="110"/>
               <w:jc w:val="center"/>
@@ -3664,7 +3621,6 @@
           </w:tcPr>
           <w:p>
             <w:pPr>
-              <w:pStyle w:val="TableParagraph"/>
               <w:spacing w:before="40" w:line="259" w:lineRule="auto" w:after="40"/>
               <w:ind w:left="6" w:right="6"/>
               <w:jc w:val="center"/>
@@ -3724,7 +3680,6 @@
           </w:tcPr>
           <w:p>
             <w:pPr>
-              <w:pStyle w:val="TableParagraph"/>
               <w:spacing w:before="40" w:line="259" w:lineRule="auto" w:after="40"/>
               <w:ind w:left="11" w:right="2"/>
               <w:jc w:val="center"/>
@@ -3806,7 +3761,6 @@
           </w:tcPr>
           <w:p>
             <w:pPr>
-              <w:pStyle w:val="TableParagraph"/>
               <w:spacing w:before="40" w:line="259" w:lineRule="auto" w:after="40"/>
               <w:ind w:left="5"/>
               <w:jc w:val="center"/>
@@ -3838,7 +3792,6 @@
           </w:tcPr>
           <w:p>
             <w:pPr>
-              <w:pStyle w:val="TableParagraph"/>
               <w:spacing w:before="40" w:after="40" w:line="259" w:lineRule="auto"/>
               <w:jc w:val="center"/>
               <w:rPr>
@@ -3855,7 +3808,6 @@
           </w:tcPr>
           <w:p>
             <w:pPr>
-              <w:pStyle w:val="TableParagraph"/>
               <w:spacing w:before="40" w:after="40" w:line="259" w:lineRule="auto"/>
               <w:jc w:val="center"/>
               <w:rPr>
@@ -3897,7 +3849,6 @@
           </w:tcPr>
           <w:p>
             <w:pPr>
-              <w:pStyle w:val="TableParagraph"/>
               <w:spacing w:before="40" w:after="40" w:line="259" w:lineRule="auto"/>
               <w:ind w:left="6"/>
               <w:jc w:val="center"/>
@@ -3957,7 +3908,6 @@
           </w:tcPr>
           <w:p>
             <w:pPr>
-              <w:pStyle w:val="TableParagraph"/>
               <w:spacing w:before="40" w:after="40" w:line="259" w:lineRule="auto"/>
               <w:ind w:left="11" w:right="2"/>
               <w:jc w:val="center"/>
@@ -4022,7 +3972,8 @@
     </w:p>
     <w:p>
       <w:pPr>
-        <w:spacing w:before="72"/>
+        <w:pageBreakBefore/>
+        <w:spacing w:before="80" w:after="40"/>
         <w:rPr>
           <w:b/>
           <w:sz w:val="24"/>
@@ -4740,7 +4691,6 @@
           </w:tcPr>
           <w:p>
             <w:pPr>
-              <w:pStyle w:val="TableParagraph"/>
               <w:spacing w:before="40" w:after="40" w:line="259" w:lineRule="auto"/>
               <w:jc w:val="center"/>
               <w:rPr>
@@ -4766,7 +4716,6 @@
           </w:tcPr>
           <w:p>
             <w:pPr>
-              <w:pStyle w:val="TableParagraph"/>
               <w:spacing w:before="40" w:after="40" w:line="259" w:lineRule="auto"/>
               <w:jc w:val="center"/>
               <w:rPr>
@@ -4792,7 +4741,6 @@
           </w:tcPr>
           <w:p>
             <w:pPr>
-              <w:pStyle w:val="TableParagraph"/>
               <w:spacing w:before="40" w:after="40" w:line="259" w:lineRule="auto"/>
               <w:jc w:val="center"/>
               <w:rPr>
@@ -4817,7 +4765,6 @@
           </w:tcPr>
           <w:p>
             <w:pPr>
-              <w:pStyle w:val="TableParagraph"/>
               <w:spacing w:before="40" w:after="40" w:line="259" w:lineRule="auto"/>
               <w:jc w:val="center"/>
               <w:rPr>
@@ -4842,7 +4789,6 @@
           </w:tcPr>
           <w:p>
             <w:pPr>
-              <w:pStyle w:val="TableParagraph"/>
               <w:spacing w:before="40" w:after="40" w:line="259" w:lineRule="auto"/>
               <w:jc w:val="center"/>
               <w:rPr>
@@ -4867,7 +4813,6 @@
           </w:tcPr>
           <w:p>
             <w:pPr>
-              <w:pStyle w:val="TableParagraph"/>
               <w:spacing w:before="40" w:after="40" w:line="259" w:lineRule="auto"/>
               <w:jc w:val="center"/>
               <w:rPr>
@@ -4892,7 +4837,6 @@
           </w:tcPr>
           <w:p>
             <w:pPr>
-              <w:pStyle w:val="TableParagraph"/>
               <w:spacing w:before="40" w:after="40" w:line="259" w:lineRule="auto"/>
               <w:jc w:val="center"/>
               <w:rPr>
@@ -4944,7 +4888,6 @@
           </w:tcPr>
           <w:p>
             <w:pPr>
-              <w:pStyle w:val="TableParagraph"/>
               <w:spacing w:before="40" w:after="40" w:line="259" w:lineRule="auto"/>
               <w:jc w:val="center"/>
               <w:rPr>
@@ -4969,7 +4912,6 @@
           </w:tcPr>
           <w:p>
             <w:pPr>
-              <w:pStyle w:val="TableParagraph"/>
               <w:spacing w:before="40" w:after="40" w:line="259" w:lineRule="auto"/>
               <w:jc w:val="center"/>
               <w:rPr>
@@ -4995,7 +4937,6 @@
           </w:tcPr>
           <w:p>
             <w:pPr>
-              <w:pStyle w:val="TableParagraph"/>
               <w:spacing w:before="40" w:after="40" w:line="259" w:lineRule="auto"/>
               <w:jc w:val="center"/>
               <w:rPr>
@@ -5020,7 +4961,6 @@
           </w:tcPr>
           <w:p>
             <w:pPr>
-              <w:pStyle w:val="TableParagraph"/>
               <w:spacing w:before="40" w:after="40" w:line="259" w:lineRule="auto"/>
               <w:jc w:val="center"/>
               <w:rPr>
@@ -5045,7 +4985,6 @@
           </w:tcPr>
           <w:p>
             <w:pPr>
-              <w:pStyle w:val="TableParagraph"/>
               <w:spacing w:before="40" w:after="40" w:line="259" w:lineRule="auto"/>
               <w:jc w:val="center"/>
               <w:rPr>
@@ -5070,7 +5009,6 @@
           </w:tcPr>
           <w:p>
             <w:pPr>
-              <w:pStyle w:val="TableParagraph"/>
               <w:spacing w:before="40" w:after="40" w:line="259" w:lineRule="auto"/>
               <w:jc w:val="center"/>
               <w:rPr>
@@ -5095,7 +5033,6 @@
           </w:tcPr>
           <w:p>
             <w:pPr>
-              <w:pStyle w:val="TableParagraph"/>
               <w:spacing w:before="40" w:after="40" w:line="259" w:lineRule="auto"/>
               <w:jc w:val="center"/>
               <w:rPr>
@@ -5126,7 +5063,6 @@
           </w:tcPr>
           <w:p>
             <w:pPr>
-              <w:pStyle w:val="TableParagraph"/>
               <w:spacing w:line="259" w:lineRule="auto" w:before="40" w:after="40"/>
               <w:ind w:left="9"/>
               <w:jc w:val="center"/>
@@ -5154,7 +5090,6 @@
           </w:tcPr>
           <w:p>
             <w:pPr>
-              <w:pStyle w:val="TableParagraph"/>
               <w:spacing w:before="40" w:after="40" w:line="259" w:lineRule="auto"/>
               <w:jc w:val="center"/>
               <w:rPr>
@@ -5180,7 +5115,6 @@
           </w:tcPr>
           <w:p>
             <w:pPr>
-              <w:pStyle w:val="TableParagraph"/>
               <w:spacing w:before="40" w:after="40" w:line="259" w:lineRule="auto"/>
               <w:jc w:val="center"/>
               <w:rPr>
@@ -5206,7 +5140,6 @@
           </w:tcPr>
           <w:p>
             <w:pPr>
-              <w:pStyle w:val="TableParagraph"/>
               <w:spacing w:before="40" w:after="40" w:line="259" w:lineRule="auto"/>
               <w:jc w:val="center"/>
               <w:rPr>
@@ -5232,7 +5165,6 @@
           </w:tcPr>
           <w:p>
             <w:pPr>
-              <w:pStyle w:val="TableParagraph"/>
               <w:spacing w:before="40" w:after="40" w:line="259" w:lineRule="auto"/>
               <w:jc w:val="center"/>
               <w:rPr>
@@ -5258,7 +5190,6 @@
           </w:tcPr>
           <w:p>
             <w:pPr>
-              <w:pStyle w:val="TableParagraph"/>
               <w:spacing w:before="40" w:after="40" w:line="259" w:lineRule="auto"/>
               <w:jc w:val="center"/>
               <w:rPr>
@@ -5284,7 +5215,6 @@
           </w:tcPr>
           <w:p>
             <w:pPr>
-              <w:pStyle w:val="TableParagraph"/>
               <w:spacing w:before="40" w:after="40" w:line="259" w:lineRule="auto"/>
               <w:jc w:val="center"/>
               <w:rPr>
@@ -5310,7 +5240,6 @@
           </w:tcPr>
           <w:p>
             <w:pPr>
-              <w:pStyle w:val="TableParagraph"/>
               <w:spacing w:before="40" w:after="40" w:line="259" w:lineRule="auto"/>
               <w:jc w:val="center"/>
               <w:rPr>
@@ -5354,6 +5283,8 @@
     </w:p>
     <w:p>
       <w:pPr>
+        <w:pageBreakBefore w:val="0"/>
+        <w:spacing w:before="80" w:after="40"/>
         <w:ind w:left="1515" w:right="1371"/>
         <w:jc w:val="center"/>
         <w:rPr>
@@ -6053,7 +5984,6 @@
           </w:tcPr>
           <w:p>
             <w:pPr>
-              <w:pStyle w:val="TableParagraph"/>
               <w:spacing w:before="40" w:after="40" w:line="259" w:lineRule="auto"/>
               <w:jc w:val="center"/>
               <w:rPr>
@@ -6079,7 +6009,6 @@
           </w:tcPr>
           <w:p>
             <w:pPr>
-              <w:pStyle w:val="TableParagraph"/>
               <w:spacing w:before="40" w:after="40" w:line="259" w:lineRule="auto"/>
               <w:jc w:val="center"/>
               <w:rPr>
@@ -6105,7 +6034,6 @@
           </w:tcPr>
           <w:p>
             <w:pPr>
-              <w:pStyle w:val="TableParagraph"/>
               <w:spacing w:before="40" w:after="40" w:line="259" w:lineRule="auto"/>
               <w:jc w:val="center"/>
               <w:rPr>
@@ -6130,7 +6058,6 @@
           </w:tcPr>
           <w:p>
             <w:pPr>
-              <w:pStyle w:val="TableParagraph"/>
               <w:spacing w:before="40" w:after="40" w:line="259" w:lineRule="auto"/>
               <w:jc w:val="center"/>
               <w:rPr>
@@ -6155,7 +6082,6 @@
           </w:tcPr>
           <w:p>
             <w:pPr>
-              <w:pStyle w:val="TableParagraph"/>
               <w:spacing w:before="40" w:after="40" w:line="259" w:lineRule="auto"/>
               <w:jc w:val="center"/>
               <w:rPr>
@@ -6180,7 +6106,6 @@
           </w:tcPr>
           <w:p>
             <w:pPr>
-              <w:pStyle w:val="TableParagraph"/>
               <w:spacing w:before="40" w:after="40" w:line="259" w:lineRule="auto"/>
               <w:jc w:val="center"/>
               <w:rPr>
@@ -6205,7 +6130,6 @@
           </w:tcPr>
           <w:p>
             <w:pPr>
-              <w:pStyle w:val="TableParagraph"/>
               <w:spacing w:before="40" w:after="40" w:line="259" w:lineRule="auto"/>
               <w:jc w:val="center"/>
               <w:rPr>
@@ -6257,7 +6181,6 @@
           </w:tcPr>
           <w:p>
             <w:pPr>
-              <w:pStyle w:val="TableParagraph"/>
               <w:spacing w:before="40" w:after="40" w:line="259" w:lineRule="auto"/>
               <w:jc w:val="center"/>
               <w:rPr>
@@ -6282,7 +6205,6 @@
           </w:tcPr>
           <w:p>
             <w:pPr>
-              <w:pStyle w:val="TableParagraph"/>
               <w:spacing w:before="40" w:after="40" w:line="259" w:lineRule="auto"/>
               <w:jc w:val="center"/>
               <w:rPr>
@@ -6308,7 +6230,6 @@
           </w:tcPr>
           <w:p>
             <w:pPr>
-              <w:pStyle w:val="TableParagraph"/>
               <w:spacing w:before="40" w:after="40" w:line="259" w:lineRule="auto"/>
               <w:jc w:val="center"/>
               <w:rPr>
@@ -6333,7 +6254,6 @@
           </w:tcPr>
           <w:p>
             <w:pPr>
-              <w:pStyle w:val="TableParagraph"/>
               <w:spacing w:before="40" w:after="40" w:line="259" w:lineRule="auto"/>
               <w:jc w:val="center"/>
               <w:rPr>
@@ -6358,7 +6278,6 @@
           </w:tcPr>
           <w:p>
             <w:pPr>
-              <w:pStyle w:val="TableParagraph"/>
               <w:spacing w:before="40" w:after="40" w:line="259" w:lineRule="auto"/>
               <w:jc w:val="center"/>
               <w:rPr>
@@ -6383,7 +6302,6 @@
           </w:tcPr>
           <w:p>
             <w:pPr>
-              <w:pStyle w:val="TableParagraph"/>
               <w:spacing w:before="40" w:after="40" w:line="259" w:lineRule="auto"/>
               <w:jc w:val="center"/>
               <w:rPr>
@@ -6408,7 +6326,6 @@
           </w:tcPr>
           <w:p>
             <w:pPr>
-              <w:pStyle w:val="TableParagraph"/>
               <w:spacing w:before="40" w:after="40" w:line="259" w:lineRule="auto"/>
               <w:jc w:val="center"/>
               <w:rPr>
@@ -6439,7 +6356,6 @@
           </w:tcPr>
           <w:p>
             <w:pPr>
-              <w:pStyle w:val="TableParagraph"/>
               <w:spacing w:before="40" w:after="40" w:line="259" w:lineRule="auto"/>
               <w:ind w:left="9"/>
               <w:jc w:val="center"/>
@@ -6467,7 +6383,6 @@
           </w:tcPr>
           <w:p>
             <w:pPr>
-              <w:pStyle w:val="TableParagraph"/>
               <w:spacing w:before="40" w:after="40" w:line="259" w:lineRule="auto"/>
               <w:jc w:val="center"/>
               <w:rPr>
@@ -6493,7 +6408,6 @@
           </w:tcPr>
           <w:p>
             <w:pPr>
-              <w:pStyle w:val="TableParagraph"/>
               <w:spacing w:before="40" w:after="40" w:line="259" w:lineRule="auto"/>
               <w:jc w:val="center"/>
               <w:rPr>
@@ -6519,7 +6433,6 @@
           </w:tcPr>
           <w:p>
             <w:pPr>
-              <w:pStyle w:val="TableParagraph"/>
               <w:spacing w:before="40" w:after="40" w:line="259" w:lineRule="auto"/>
               <w:jc w:val="center"/>
               <w:rPr>
@@ -6545,7 +6458,6 @@
           </w:tcPr>
           <w:p>
             <w:pPr>
-              <w:pStyle w:val="TableParagraph"/>
               <w:spacing w:before="40" w:after="40" w:line="259" w:lineRule="auto"/>
               <w:jc w:val="center"/>
               <w:rPr>
@@ -6571,7 +6483,6 @@
           </w:tcPr>
           <w:p>
             <w:pPr>
-              <w:pStyle w:val="TableParagraph"/>
               <w:spacing w:before="40" w:after="40" w:line="259" w:lineRule="auto"/>
               <w:jc w:val="center"/>
               <w:rPr>
@@ -6597,7 +6508,6 @@
           </w:tcPr>
           <w:p>
             <w:pPr>
-              <w:pStyle w:val="TableParagraph"/>
               <w:spacing w:before="40" w:after="40" w:line="259" w:lineRule="auto"/>
               <w:jc w:val="center"/>
               <w:rPr>
@@ -6623,7 +6533,6 @@
           </w:tcPr>
           <w:p>
             <w:pPr>
-              <w:pStyle w:val="TableParagraph"/>
               <w:spacing w:before="40" w:after="40" w:line="259" w:lineRule="auto"/>
               <w:jc w:val="center"/>
               <w:rPr>
@@ -6655,6 +6564,8 @@
     </w:p>
     <w:p>
       <w:pPr>
+        <w:pageBreakBefore w:val="0"/>
+        <w:spacing w:before="40" w:after="40"/>
         <w:rPr>
           <w:b/>
           <w:spacing w:val="-5"/>
@@ -6714,6 +6625,7 @@
       <w:tr>
         <w:trPr>
           <w:trHeight w:val="239"/>
+          <w:cantSplit/>
         </w:trPr>
         <w:tc>
           <w:tcPr>
@@ -6727,6 +6639,7 @@
           </w:tcPr>
           <w:p>
             <w:pPr>
+              <w:spacing w:before="40" w:after="40" w:line="252" w:lineRule="auto"/>
               <w:jc w:val="center"/>
               <w:rPr>
                 <w:sz w:val="24"/>
@@ -6748,6 +6661,7 @@
           </w:tcPr>
           <w:p>
             <w:pPr>
+              <w:spacing w:before="40" w:after="40" w:line="252" w:lineRule="auto"/>
               <w:jc w:val="center"/>
               <w:rPr>
                 <w:b/>
@@ -6796,6 +6710,7 @@
           </w:tcPr>
           <w:p>
             <w:pPr>
+              <w:spacing w:before="40" w:after="40" w:line="252" w:lineRule="auto"/>
               <w:jc w:val="center"/>
               <w:rPr>
                 <w:b/>
@@ -6820,6 +6735,9 @@
         </w:tc>
       </w:tr>
       <w:tr>
+        <w:trPr>
+          <w:cantSplit/>
+        </w:trPr>
         <w:tc>
           <w:tcPr>
             <w:tcW w:w="2126" w:type="dxa"/>
@@ -6833,7 +6751,7 @@
           </w:tcPr>
           <w:p>
             <w:pPr>
-              <w:spacing w:line="360" w:lineRule="auto"/>
+              <w:spacing w:line="252" w:lineRule="auto" w:before="40" w:after="40"/>
               <w:jc w:val="center"/>
               <w:rPr>
                 <w:sz w:val="24"/>
@@ -6869,7 +6787,7 @@
           </w:tcPr>
           <w:p>
             <w:pPr>
-              <w:spacing w:line="360" w:lineRule="auto"/>
+              <w:spacing w:line="252" w:lineRule="auto" w:before="40" w:after="40"/>
               <w:rPr>
                 <w:sz w:val="24"/>
                 <w:szCs w:val="24"/>
@@ -6889,7 +6807,7 @@
           </w:tcPr>
           <w:p>
             <w:pPr>
-              <w:spacing w:line="360" w:lineRule="auto"/>
+              <w:spacing w:line="252" w:lineRule="auto" w:before="40" w:after="40"/>
               <w:rPr>
                 <w:sz w:val="24"/>
                 <w:szCs w:val="24"/>
@@ -6899,6 +6817,9 @@
         </w:tc>
       </w:tr>
       <w:tr>
+        <w:trPr>
+          <w:cantSplit/>
+        </w:trPr>
         <w:tc>
           <w:tcPr>
             <w:tcW w:w="2126" w:type="dxa"/>
@@ -6912,7 +6833,7 @@
           </w:tcPr>
           <w:p>
             <w:pPr>
-              <w:spacing w:line="360" w:lineRule="auto"/>
+              <w:spacing w:line="252" w:lineRule="auto" w:before="40" w:after="40"/>
               <w:jc w:val="center"/>
               <w:rPr>
                 <w:sz w:val="24"/>
@@ -6948,7 +6869,7 @@
           </w:tcPr>
           <w:p>
             <w:pPr>
-              <w:spacing w:line="360" w:lineRule="auto"/>
+              <w:spacing w:line="252" w:lineRule="auto" w:before="40" w:after="40"/>
               <w:rPr>
                 <w:sz w:val="24"/>
                 <w:szCs w:val="24"/>
@@ -6968,7 +6889,7 @@
           </w:tcPr>
           <w:p>
             <w:pPr>
-              <w:spacing w:line="360" w:lineRule="auto"/>
+              <w:spacing w:line="252" w:lineRule="auto" w:before="40" w:after="40"/>
               <w:rPr>
                 <w:sz w:val="24"/>
                 <w:szCs w:val="24"/>
@@ -6978,6 +6899,9 @@
         </w:tc>
       </w:tr>
       <w:tr>
+        <w:trPr>
+          <w:cantSplit/>
+        </w:trPr>
         <w:tc>
           <w:tcPr>
             <w:tcW w:w="2126" w:type="dxa"/>
@@ -6991,7 +6915,7 @@
           </w:tcPr>
           <w:p>
             <w:pPr>
-              <w:spacing w:line="360" w:lineRule="auto"/>
+              <w:spacing w:line="252" w:lineRule="auto" w:before="40" w:after="40"/>
               <w:jc w:val="center"/>
               <w:rPr>
                 <w:sz w:val="24"/>
@@ -7015,7 +6939,7 @@
           </w:tcPr>
           <w:p>
             <w:pPr>
-              <w:spacing w:line="360" w:lineRule="auto"/>
+              <w:spacing w:line="252" w:lineRule="auto" w:before="40" w:after="40"/>
               <w:rPr>
                 <w:sz w:val="24"/>
                 <w:szCs w:val="24"/>
@@ -7035,7 +6959,7 @@
           </w:tcPr>
           <w:p>
             <w:pPr>
-              <w:spacing w:line="360" w:lineRule="auto"/>
+              <w:spacing w:line="252" w:lineRule="auto" w:before="40" w:after="40"/>
               <w:rPr>
                 <w:sz w:val="24"/>
                 <w:szCs w:val="24"/>
